--- a/企业提交材料/A23_系统使用说明_V1.0.docx
+++ b/企业提交材料/A23_系统使用说明_V1.0.docx
@@ -5299,7 +5299,7 @@
           <w:color w:val="000000"/>
           <w:sz w:val="21"/>
         </w:rPr>
-        <w:t>本说明对应当前 Vue 前端、FastAPI OpenAPI 2.1.0 和比赛交付数据包。后续页面名称、数据字段、预警通道或正式算法能力发生变化时，应同步更新本说明。</w:t>
+        <w:t>本说明对应当前 Vue 前端、FastAPI OpenAPI 2.2.0 和比赛交付数据包。后续页面名称、数据字段、预警通道或正式算法能力发生变化时，应同步更新本说明。</w:t>
       </w:r>
     </w:p>
     <w:sectPr>
